--- a/contents/battle-workbook/web-vuln-w12.docx
+++ b/contents/battle-workbook/web-vuln-w12.docx
@@ -308,9 +308,9 @@
           <w:rFonts w:ascii="Consolas" w:hAnsi="Consolas"/>
           <w:sz w:val="19"/>
         </w:rPr>
-        <w:t>curl -s -A "wv12r1-kim" -H "Host: neobank.6v6.lab" "http://192.168.0.161/api/orders/1001?probe=wv12r1-kim"</w:t>
+        <w:t>curl -s -A "wv12r1-kim" -H "Host: neobank.el34.lab" "http://192.168.0.161/api/orders/1001?probe=wv12r1-kim"</w:t>
         <w:br/>
-        <w:t>curl -s -A "wv12r1-kim" -H "Host: neobank.6v6.lab" -H "Content-Type: application/json" \</w:t>
+        <w:t>curl -s -A "wv12r1-kim" -H "Host: neobank.el34.lab" -H "Content-Type: application/json" \</w:t>
         <w:br/>
         <w:t xml:space="preserve">  --data '{"user":"wv12r1-kim","role":"admin"}' "http://192.168.0.161/api/profile"</w:t>
       </w:r>
